--- a/docs/ui/ui-screen.docx
+++ b/docs/ui/ui-screen.docx
@@ -20,7 +20,18 @@
           <w:szCs w:val="36"/>
           <w:lang w:val="en-US"/>
         </w:rPr>
-        <w:t>Day 2</w:t>
+        <w:t xml:space="preserve">Day </w:t>
+      </w:r>
+      <w:r>
+        <w:rPr>
+          <w:rFonts w:ascii="Times New Roman" w:hAnsi="Times New Roman" w:cs="Times New Roman"/>
+          <w:b/>
+          <w:bCs/>
+          <w:sz w:val="36"/>
+          <w:szCs w:val="36"/>
+          <w:lang w:val="en-US"/>
+        </w:rPr>
+        <w:t>3</w:t>
       </w:r>
       <w:r>
         <w:rPr>
@@ -46,7 +57,7 @@
           <w:szCs w:val="36"/>
           <w:lang w:val="en-US"/>
         </w:rPr>
-        <w:t>Sketch low-fidelity wireframes: login, capture, review, report screens</w:t>
+        <w:t>Convert wireframes into high-fidelity Figma mockups</w:t>
       </w:r>
     </w:p>
     <w:p>
